--- a/实验报告/Xv6 and Unix utilities.docx
+++ b/实验报告/Xv6 and Unix utilities.docx
@@ -3,6 +3,11 @@
 <w:document xmlns:wpc="http://schemas.microsoft.com/office/word/2010/wordprocessingCanvas" xmlns:cx="http://schemas.microsoft.com/office/drawing/2014/chartex" xmlns:cx1="http://schemas.microsoft.com/office/drawing/2015/9/8/chartex" xmlns:cx2="http://schemas.microsoft.com/office/drawing/2015/10/21/chartex" xmlns:cx3="http://schemas.microsoft.com/office/drawing/2016/5/9/chartex" xmlns:cx4="http://schemas.microsoft.com/office/drawing/2016/5/10/chartex" xmlns:cx5="http://schemas.microsoft.com/office/drawing/2016/5/11/chartex" xmlns:cx6="http://schemas.microsoft.com/office/drawing/2016/5/12/chartex" xmlns:cx7="http://schemas.microsoft.com/office/drawing/2016/5/13/chartex" xmlns:cx8="http://schemas.microsoft.com/office/drawing/2016/5/14/chartex" xmlns:mc="http://schemas.openxmlformats.org/markup-compatibility/2006" xmlns:aink="http://schemas.microsoft.com/office/drawing/2016/ink" xmlns:am3d="http://schemas.microsoft.com/office/drawing/2017/model3d" xmlns:o="urn:schemas-microsoft-com:office:office" xmlns:oel="http://schemas.microsoft.com/office/2019/extlst" xmlns:r="http://schemas.openxmlformats.org/officeDocument/2006/relationships" xmlns:m="http://schemas.openxmlformats.org/officeDocument/2006/math" xmlns:v="urn:schemas-microsoft-com:vml" xmlns:wp14="http://schemas.microsoft.com/office/word/2010/wordprocessingDrawing" xmlns:wp="http://schemas.openxmlformats.org/drawingml/2006/wordprocessingDrawing" xmlns:w10="urn:schemas-microsoft-com:office:word" xmlns:w="http://schemas.openxmlformats.org/wordprocessingml/2006/main" xmlns:w14="http://schemas.microsoft.com/office/word/2010/wordml" xmlns:w15="http://schemas.microsoft.com/office/word/2012/wordml" xmlns:w16cei="http://schemas.microsoft.com/office/word/2026/wordml/cei" xmlns:w16cex="http://schemas.microsoft.com/office/word/2018/wordml/cex" xmlns:w16cid="http://schemas.microsoft.com/office/word/2016/wordml/cid" xmlns:w16="http://schemas.microsoft.com/office/word/2018/wordml" xmlns:w16du="http://schemas.microsoft.com/office/word/2023/wordml/word16du" xmlns:w16sdtdh="http://schemas.microsoft.com/office/word/2020/wordml/sdtdatahash" xmlns:w16sdtfl="http://schemas.microsoft.com/office/word/2024/wordml/sdtformatlock" xmlns:w16se="http://schemas.microsoft.com/office/word/2015/wordml/symex" xmlns:wpg="http://schemas.microsoft.com/office/word/2010/wordprocessingGroup" xmlns:wpi="http://schemas.microsoft.com/office/word/2010/wordprocessingInk" xmlns:wne="http://schemas.microsoft.com/office/word/2006/wordml" xmlns:wps="http://schemas.microsoft.com/office/word/2010/wordprocessingShape" mc:Ignorable="w14 w15 w16se w16cid w16 w16cex w16sdtdh w16sdtfl w16du wp14">
   <w:body>
     <w:p>
+      <w:pPr>
+        <w:rPr>
+          <w:rFonts w:hint="eastAsia"/>
+        </w:rPr>
+      </w:pPr>
       <w:r>
         <w:rPr>
           <w:b/>
@@ -10,10 +15,18 @@
         </w:rPr>
         <w:t>项目代码仓库链接：</w:t>
       </w:r>
-    </w:p>
-    <w:p>
-      <w:pPr>
-        <w:rPr>
+      <w:r>
+        <w:rPr>
+          <w:b/>
+          <w:bCs/>
+        </w:rPr>
+        <w:t>https://github.com/Destarr/xv6-</w:t>
+      </w:r>
+    </w:p>
+    <w:p>
+      <w:pPr>
+        <w:rPr>
+          <w:rFonts w:hint="eastAsia"/>
           <w:b/>
           <w:bCs/>
         </w:rPr>
@@ -32,6 +45,9 @@
           <w:ilvl w:val="0"/>
           <w:numId w:val="7"/>
         </w:numPr>
+        <w:rPr>
+          <w:rFonts w:hint="eastAsia"/>
+        </w:rPr>
       </w:pPr>
       <w:r>
         <w:t>深入理解 xv6 操作系统的用户态编程环境与编译运行流程。</w:t>
@@ -43,6 +59,9 @@
           <w:ilvl w:val="0"/>
           <w:numId w:val="7"/>
         </w:numPr>
+        <w:rPr>
+          <w:rFonts w:hint="eastAsia"/>
+        </w:rPr>
       </w:pPr>
       <w:r>
         <w:t>掌握 C 语言中命令行参数（</w:t>
@@ -70,6 +89,9 @@
           <w:ilvl w:val="0"/>
           <w:numId w:val="7"/>
         </w:numPr>
+        <w:rPr>
+          <w:rFonts w:hint="eastAsia"/>
+        </w:rPr>
       </w:pPr>
       <w:r>
         <w:t>熟练运用操作系统的核心接口，包括进程管理（fork、exec、wait）与文件系统操作（open、read、</w:t>
@@ -86,6 +108,7 @@
     <w:p>
       <w:pPr>
         <w:rPr>
+          <w:rFonts w:hint="eastAsia"/>
           <w:b/>
           <w:bCs/>
         </w:rPr>
@@ -104,6 +127,9 @@
           <w:ilvl w:val="0"/>
           <w:numId w:val="8"/>
         </w:numPr>
+        <w:rPr>
+          <w:rFonts w:hint="eastAsia"/>
+        </w:rPr>
       </w:pPr>
       <w:r>
         <w:rPr>
@@ -127,6 +153,9 @@
           <w:ilvl w:val="0"/>
           <w:numId w:val="8"/>
         </w:numPr>
+        <w:rPr>
+          <w:rFonts w:hint="eastAsia"/>
+        </w:rPr>
       </w:pPr>
       <w:r>
         <w:rPr>
@@ -145,6 +174,9 @@
           <w:ilvl w:val="0"/>
           <w:numId w:val="8"/>
         </w:numPr>
+        <w:rPr>
+          <w:rFonts w:hint="eastAsia"/>
+        </w:rPr>
       </w:pPr>
       <w:r>
         <w:rPr>
@@ -160,6 +192,7 @@
     <w:p>
       <w:pPr>
         <w:rPr>
+          <w:rFonts w:hint="eastAsia"/>
           <w:b/>
           <w:bCs/>
         </w:rPr>
@@ -175,6 +208,7 @@
     <w:p>
       <w:pPr>
         <w:rPr>
+          <w:rFonts w:hint="eastAsia"/>
           <w:b/>
           <w:bCs/>
         </w:rPr>
@@ -190,6 +224,9 @@
     <w:p>
       <w:pPr>
         <w:ind w:firstLine="420"/>
+        <w:rPr>
+          <w:rFonts w:hint="eastAsia"/>
+        </w:rPr>
       </w:pPr>
       <w:r>
         <w:t xml:space="preserve">本任务要求实现一个用户态的 sleep 程序。程序通过 main 函数接收命令行参数，确保参数数量合法后，使用 </w:t>
@@ -204,6 +241,11 @@
       </w:r>
     </w:p>
     <w:p>
+      <w:pPr>
+        <w:rPr>
+          <w:rFonts w:hint="eastAsia"/>
+        </w:rPr>
+      </w:pPr>
       <w:r>
         <w:rPr>
           <w:rFonts w:hint="eastAsia"/>
@@ -212,6 +254,11 @@
       </w:r>
     </w:p>
     <w:p>
+      <w:pPr>
+        <w:rPr>
+          <w:rFonts w:hint="eastAsia"/>
+        </w:rPr>
+      </w:pPr>
       <w:r>
         <w:t xml:space="preserve">int </w:t>
       </w:r>
@@ -246,6 +293,11 @@
       </w:r>
     </w:p>
     <w:p>
+      <w:pPr>
+        <w:rPr>
+          <w:rFonts w:hint="eastAsia"/>
+        </w:rPr>
+      </w:pPr>
       <w:r>
         <w:t>    if (</w:t>
       </w:r>
@@ -264,6 +316,11 @@
       </w:r>
     </w:p>
     <w:p>
+      <w:pPr>
+        <w:rPr>
+          <w:rFonts w:hint="eastAsia"/>
+        </w:rPr>
+      </w:pPr>
       <w:r>
         <w:t xml:space="preserve">        </w:t>
       </w:r>
@@ -282,6 +339,11 @@
       </w:r>
     </w:p>
     <w:p>
+      <w:pPr>
+        <w:rPr>
+          <w:rFonts w:hint="eastAsia"/>
+        </w:rPr>
+      </w:pPr>
       <w:r>
         <w:t>        exit</w:t>
       </w:r>
@@ -295,11 +357,21 @@
       </w:r>
     </w:p>
     <w:p>
+      <w:pPr>
+        <w:rPr>
+          <w:rFonts w:hint="eastAsia"/>
+        </w:rPr>
+      </w:pPr>
       <w:r>
         <w:t>    }</w:t>
       </w:r>
     </w:p>
     <w:p>
+      <w:pPr>
+        <w:rPr>
+          <w:rFonts w:hint="eastAsia"/>
+        </w:rPr>
+      </w:pPr>
       <w:r>
         <w:t xml:space="preserve">    int ticks = </w:t>
       </w:r>
@@ -336,6 +408,11 @@
       </w:r>
     </w:p>
     <w:p>
+      <w:pPr>
+        <w:rPr>
+          <w:rFonts w:hint="eastAsia"/>
+        </w:rPr>
+      </w:pPr>
       <w:r>
         <w:t xml:space="preserve">    </w:t>
       </w:r>
@@ -349,6 +426,11 @@
       </w:r>
     </w:p>
     <w:p>
+      <w:pPr>
+        <w:rPr>
+          <w:rFonts w:hint="eastAsia"/>
+        </w:rPr>
+      </w:pPr>
       <w:r>
         <w:t>}</w:t>
       </w:r>
@@ -359,6 +441,9 @@
           <w:ilvl w:val="0"/>
           <w:numId w:val="9"/>
         </w:numPr>
+        <w:rPr>
+          <w:rFonts w:hint="eastAsia"/>
+        </w:rPr>
       </w:pPr>
       <w:r>
         <w:rPr>
@@ -389,6 +474,9 @@
           <w:ilvl w:val="0"/>
           <w:numId w:val="9"/>
         </w:numPr>
+        <w:rPr>
+          <w:rFonts w:hint="eastAsia"/>
+        </w:rPr>
       </w:pPr>
       <w:r>
         <w:rPr>
@@ -429,6 +517,7 @@
     <w:p>
       <w:pPr>
         <w:rPr>
+          <w:rFonts w:hint="eastAsia"/>
           <w:b/>
           <w:bCs/>
         </w:rPr>
@@ -460,12 +549,20 @@
     <w:p>
       <w:pPr>
         <w:ind w:firstLine="420"/>
+        <w:rPr>
+          <w:rFonts w:hint="eastAsia"/>
+        </w:rPr>
       </w:pPr>
       <w:r>
         <w:t>该程序旨在从文件中提取被特定分隔符隔开的 5 或 6 的倍数。为屏蔽诸如 xv6 中 6 的干扰，程序采用了基于“逐字符读取”的状态机设计（状态 0：等待，状态 1：采集中，状态 2：报废）。</w:t>
       </w:r>
     </w:p>
     <w:p>
+      <w:pPr>
+        <w:rPr>
+          <w:rFonts w:hint="eastAsia"/>
+        </w:rPr>
+      </w:pPr>
       <w:r>
         <w:rPr>
           <w:rFonts w:hint="eastAsia"/>
@@ -474,6 +571,11 @@
       </w:r>
     </w:p>
     <w:p>
+      <w:pPr>
+        <w:rPr>
+          <w:rFonts w:hint="eastAsia"/>
+        </w:rPr>
+      </w:pPr>
       <w:r>
         <w:t>while (</w:t>
       </w:r>
@@ -492,6 +594,11 @@
       </w:r>
     </w:p>
     <w:p>
+      <w:pPr>
+        <w:rPr>
+          <w:rFonts w:hint="eastAsia"/>
+        </w:rPr>
+      </w:pPr>
       <w:r>
         <w:t>        if (</w:t>
       </w:r>
@@ -518,11 +625,21 @@
       </w:r>
     </w:p>
     <w:p>
+      <w:pPr>
+        <w:rPr>
+          <w:rFonts w:hint="eastAsia"/>
+        </w:rPr>
+      </w:pPr>
       <w:r>
         <w:t xml:space="preserve">            if (state == 1) { </w:t>
       </w:r>
     </w:p>
     <w:p>
+      <w:pPr>
+        <w:rPr>
+          <w:rFonts w:hint="eastAsia"/>
+        </w:rPr>
+      </w:pPr>
       <w:r>
         <w:t>                if (</w:t>
       </w:r>
@@ -544,6 +661,11 @@
       </w:r>
     </w:p>
     <w:p>
+      <w:pPr>
+        <w:rPr>
+          <w:rFonts w:hint="eastAsia"/>
+        </w:rPr>
+      </w:pPr>
       <w:r>
         <w:t xml:space="preserve">                    </w:t>
       </w:r>
@@ -570,21 +692,41 @@
       </w:r>
     </w:p>
     <w:p>
+      <w:pPr>
+        <w:rPr>
+          <w:rFonts w:hint="eastAsia"/>
+        </w:rPr>
+      </w:pPr>
       <w:r>
         <w:t>                }</w:t>
       </w:r>
     </w:p>
     <w:p>
+      <w:pPr>
+        <w:rPr>
+          <w:rFonts w:hint="eastAsia"/>
+        </w:rPr>
+      </w:pPr>
       <w:r>
         <w:t>            }</w:t>
       </w:r>
     </w:p>
     <w:p>
+      <w:pPr>
+        <w:rPr>
+          <w:rFonts w:hint="eastAsia"/>
+        </w:rPr>
+      </w:pPr>
       <w:r>
         <w:t>            state = 0;</w:t>
       </w:r>
     </w:p>
     <w:p>
+      <w:pPr>
+        <w:rPr>
+          <w:rFonts w:hint="eastAsia"/>
+        </w:rPr>
+      </w:pPr>
       <w:r>
         <w:t xml:space="preserve">            </w:t>
       </w:r>
@@ -598,26 +740,51 @@
       </w:r>
     </w:p>
     <w:p>
+      <w:pPr>
+        <w:rPr>
+          <w:rFonts w:hint="eastAsia"/>
+        </w:rPr>
+      </w:pPr>
       <w:r>
         <w:t xml:space="preserve">        } </w:t>
       </w:r>
     </w:p>
     <w:p>
+      <w:pPr>
+        <w:rPr>
+          <w:rFonts w:hint="eastAsia"/>
+        </w:rPr>
+      </w:pPr>
       <w:r>
         <w:t>        else if (c &gt;= '0' &amp;&amp; c &lt;= '9') {</w:t>
       </w:r>
     </w:p>
     <w:p>
+      <w:pPr>
+        <w:rPr>
+          <w:rFonts w:hint="eastAsia"/>
+        </w:rPr>
+      </w:pPr>
       <w:r>
         <w:t xml:space="preserve">            if (state == 0) { </w:t>
       </w:r>
     </w:p>
     <w:p>
+      <w:pPr>
+        <w:rPr>
+          <w:rFonts w:hint="eastAsia"/>
+        </w:rPr>
+      </w:pPr>
       <w:r>
         <w:t>                state = 1;</w:t>
       </w:r>
     </w:p>
     <w:p>
+      <w:pPr>
+        <w:rPr>
+          <w:rFonts w:hint="eastAsia"/>
+        </w:rPr>
+      </w:pPr>
       <w:r>
         <w:t xml:space="preserve">                </w:t>
       </w:r>
@@ -639,11 +806,21 @@
       </w:r>
     </w:p>
     <w:p>
+      <w:pPr>
+        <w:rPr>
+          <w:rFonts w:hint="eastAsia"/>
+        </w:rPr>
+      </w:pPr>
       <w:r>
         <w:t xml:space="preserve">            } else if (state == 1) { </w:t>
       </w:r>
     </w:p>
     <w:p>
+      <w:pPr>
+        <w:rPr>
+          <w:rFonts w:hint="eastAsia"/>
+        </w:rPr>
+      </w:pPr>
       <w:r>
         <w:t xml:space="preserve">                </w:t>
       </w:r>
@@ -665,32 +842,62 @@
       </w:r>
     </w:p>
     <w:p>
+      <w:pPr>
+        <w:rPr>
+          <w:rFonts w:hint="eastAsia"/>
+        </w:rPr>
+      </w:pPr>
       <w:r>
         <w:t>            }</w:t>
       </w:r>
     </w:p>
     <w:p>
+      <w:pPr>
+        <w:rPr>
+          <w:rFonts w:hint="eastAsia"/>
+        </w:rPr>
+      </w:pPr>
       <w:r>
         <w:t xml:space="preserve">        } </w:t>
       </w:r>
     </w:p>
     <w:p>
+      <w:pPr>
+        <w:rPr>
+          <w:rFonts w:hint="eastAsia"/>
+        </w:rPr>
+      </w:pPr>
       <w:r>
         <w:t>        else {</w:t>
       </w:r>
     </w:p>
     <w:p>
+      <w:pPr>
+        <w:rPr>
+          <w:rFonts w:hint="eastAsia"/>
+        </w:rPr>
+      </w:pPr>
       <w:r>
         <w:lastRenderedPageBreak/>
         <w:t>            state = 2; // 标记当前这一串连续字符为“报废”状态</w:t>
       </w:r>
     </w:p>
     <w:p>
+      <w:pPr>
+        <w:rPr>
+          <w:rFonts w:hint="eastAsia"/>
+        </w:rPr>
+      </w:pPr>
       <w:r>
         <w:t>        }</w:t>
       </w:r>
     </w:p>
     <w:p>
+      <w:pPr>
+        <w:rPr>
+          <w:rFonts w:hint="eastAsia"/>
+        </w:rPr>
+      </w:pPr>
       <w:r>
         <w:t>    }</w:t>
       </w:r>
@@ -701,6 +908,9 @@
           <w:ilvl w:val="0"/>
           <w:numId w:val="10"/>
         </w:numPr>
+        <w:rPr>
+          <w:rFonts w:hint="eastAsia"/>
+        </w:rPr>
       </w:pPr>
       <w:r>
         <w:rPr>
@@ -727,6 +937,9 @@
           <w:ilvl w:val="0"/>
           <w:numId w:val="10"/>
         </w:numPr>
+        <w:rPr>
+          <w:rFonts w:hint="eastAsia"/>
+        </w:rPr>
       </w:pPr>
       <w:r>
         <w:rPr>
@@ -758,6 +971,7 @@
     <w:p>
       <w:pPr>
         <w:rPr>
+          <w:rFonts w:hint="eastAsia"/>
           <w:b/>
           <w:bCs/>
         </w:rPr>
@@ -789,6 +1003,9 @@
     <w:p>
       <w:pPr>
         <w:ind w:firstLine="420"/>
+        <w:rPr>
+          <w:rFonts w:hint="eastAsia"/>
+        </w:rPr>
       </w:pPr>
       <w:r>
         <w:t xml:space="preserve">本程序根据格式化字符串（如 </w:t>
@@ -824,6 +1041,11 @@
       </w:r>
     </w:p>
     <w:p>
+      <w:pPr>
+        <w:rPr>
+          <w:rFonts w:hint="eastAsia"/>
+        </w:rPr>
+      </w:pPr>
       <w:r>
         <w:t>while (*</w:t>
       </w:r>
@@ -842,6 +1064,11 @@
       </w:r>
     </w:p>
     <w:p>
+      <w:pPr>
+        <w:rPr>
+          <w:rFonts w:hint="eastAsia"/>
+        </w:rPr>
+      </w:pPr>
       <w:r>
         <w:t>    switch (*</w:t>
       </w:r>
@@ -855,6 +1082,11 @@
       </w:r>
     </w:p>
     <w:p>
+      <w:pPr>
+        <w:rPr>
+          <w:rFonts w:hint="eastAsia"/>
+        </w:rPr>
+      </w:pPr>
       <w:r>
         <w:t>      case '</w:t>
       </w:r>
@@ -868,6 +1100,11 @@
       </w:r>
     </w:p>
     <w:p>
+      <w:pPr>
+        <w:rPr>
+          <w:rFonts w:hint="eastAsia"/>
+        </w:rPr>
+      </w:pPr>
       <w:r>
         <w:t xml:space="preserve">        </w:t>
       </w:r>
@@ -894,21 +1131,41 @@
       </w:r>
     </w:p>
     <w:p>
+      <w:pPr>
+        <w:rPr>
+          <w:rFonts w:hint="eastAsia"/>
+        </w:rPr>
+      </w:pPr>
       <w:r>
         <w:t>        data += 4;</w:t>
       </w:r>
     </w:p>
     <w:p>
+      <w:pPr>
+        <w:rPr>
+          <w:rFonts w:hint="eastAsia"/>
+        </w:rPr>
+      </w:pPr>
       <w:r>
         <w:t>        break;</w:t>
       </w:r>
     </w:p>
     <w:p>
+      <w:pPr>
+        <w:rPr>
+          <w:rFonts w:hint="eastAsia"/>
+        </w:rPr>
+      </w:pPr>
       <w:r>
         <w:t>      case 'p':</w:t>
       </w:r>
     </w:p>
     <w:p>
+      <w:pPr>
+        <w:rPr>
+          <w:rFonts w:hint="eastAsia"/>
+        </w:rPr>
+      </w:pPr>
       <w:r>
         <w:t xml:space="preserve">        </w:t>
       </w:r>
@@ -935,21 +1192,41 @@
       </w:r>
     </w:p>
     <w:p>
+      <w:pPr>
+        <w:rPr>
+          <w:rFonts w:hint="eastAsia"/>
+        </w:rPr>
+      </w:pPr>
       <w:r>
         <w:t>        data += 8;</w:t>
       </w:r>
     </w:p>
     <w:p>
+      <w:pPr>
+        <w:rPr>
+          <w:rFonts w:hint="eastAsia"/>
+        </w:rPr>
+      </w:pPr>
       <w:r>
         <w:t>        break;</w:t>
       </w:r>
     </w:p>
     <w:p>
+      <w:pPr>
+        <w:rPr>
+          <w:rFonts w:hint="eastAsia"/>
+        </w:rPr>
+      </w:pPr>
       <w:r>
         <w:t>      case 'h':</w:t>
       </w:r>
     </w:p>
     <w:p>
+      <w:pPr>
+        <w:rPr>
+          <w:rFonts w:hint="eastAsia"/>
+        </w:rPr>
+      </w:pPr>
       <w:r>
         <w:t xml:space="preserve">        </w:t>
       </w:r>
@@ -976,11 +1253,21 @@
       </w:r>
     </w:p>
     <w:p>
+      <w:pPr>
+        <w:rPr>
+          <w:rFonts w:hint="eastAsia"/>
+        </w:rPr>
+      </w:pPr>
       <w:r>
         <w:t>        data += 2;</w:t>
       </w:r>
     </w:p>
     <w:p>
+      <w:pPr>
+        <w:rPr>
+          <w:rFonts w:hint="eastAsia"/>
+        </w:rPr>
+      </w:pPr>
       <w:r>
         <w:t>        break;</w:t>
       </w:r>
@@ -996,6 +1283,11 @@
       </w:r>
     </w:p>
     <w:p>
+      <w:pPr>
+        <w:rPr>
+          <w:rFonts w:hint="eastAsia"/>
+        </w:rPr>
+      </w:pPr>
       <w:r>
         <w:t xml:space="preserve">        </w:t>
       </w:r>
@@ -1022,22 +1314,42 @@
       </w:r>
     </w:p>
     <w:p>
+      <w:pPr>
+        <w:rPr>
+          <w:rFonts w:hint="eastAsia"/>
+        </w:rPr>
+      </w:pPr>
       <w:r>
         <w:lastRenderedPageBreak/>
         <w:t>        data += 1;</w:t>
       </w:r>
     </w:p>
     <w:p>
+      <w:pPr>
+        <w:rPr>
+          <w:rFonts w:hint="eastAsia"/>
+        </w:rPr>
+      </w:pPr>
       <w:r>
         <w:t>        break;</w:t>
       </w:r>
     </w:p>
     <w:p>
+      <w:pPr>
+        <w:rPr>
+          <w:rFonts w:hint="eastAsia"/>
+        </w:rPr>
+      </w:pPr>
       <w:r>
         <w:t>      case 's':</w:t>
       </w:r>
     </w:p>
     <w:p>
+      <w:pPr>
+        <w:rPr>
+          <w:rFonts w:hint="eastAsia"/>
+        </w:rPr>
+      </w:pPr>
       <w:r>
         <w:t xml:space="preserve">        </w:t>
       </w:r>
@@ -1064,21 +1376,41 @@
       </w:r>
     </w:p>
     <w:p>
+      <w:pPr>
+        <w:rPr>
+          <w:rFonts w:hint="eastAsia"/>
+        </w:rPr>
+      </w:pPr>
       <w:r>
         <w:t>        data += 8;</w:t>
       </w:r>
     </w:p>
     <w:p>
+      <w:pPr>
+        <w:rPr>
+          <w:rFonts w:hint="eastAsia"/>
+        </w:rPr>
+      </w:pPr>
       <w:r>
         <w:t>        break;</w:t>
       </w:r>
     </w:p>
     <w:p>
+      <w:pPr>
+        <w:rPr>
+          <w:rFonts w:hint="eastAsia"/>
+        </w:rPr>
+      </w:pPr>
       <w:r>
         <w:t>      case 'S':</w:t>
       </w:r>
     </w:p>
     <w:p>
+      <w:pPr>
+        <w:rPr>
+          <w:rFonts w:hint="eastAsia"/>
+        </w:rPr>
+      </w:pPr>
       <w:r>
         <w:t xml:space="preserve">        </w:t>
       </w:r>
@@ -1097,16 +1429,31 @@
       </w:r>
     </w:p>
     <w:p>
+      <w:pPr>
+        <w:rPr>
+          <w:rFonts w:hint="eastAsia"/>
+        </w:rPr>
+      </w:pPr>
       <w:r>
         <w:t>        return; // S 打印的是 "the rest of the data"，所以打印完直接结束函数即可</w:t>
       </w:r>
     </w:p>
     <w:p>
+      <w:pPr>
+        <w:rPr>
+          <w:rFonts w:hint="eastAsia"/>
+        </w:rPr>
+      </w:pPr>
       <w:r>
         <w:t>    }</w:t>
       </w:r>
     </w:p>
     <w:p>
+      <w:pPr>
+        <w:rPr>
+          <w:rFonts w:hint="eastAsia"/>
+        </w:rPr>
+      </w:pPr>
       <w:r>
         <w:t xml:space="preserve">    </w:t>
       </w:r>
@@ -1120,6 +1467,11 @@
       </w:r>
     </w:p>
     <w:p>
+      <w:pPr>
+        <w:rPr>
+          <w:rFonts w:hint="eastAsia"/>
+        </w:rPr>
+      </w:pPr>
       <w:r>
         <w:t>  }</w:t>
       </w:r>
@@ -1130,6 +1482,9 @@
           <w:ilvl w:val="0"/>
           <w:numId w:val="11"/>
         </w:numPr>
+        <w:rPr>
+          <w:rFonts w:hint="eastAsia"/>
+        </w:rPr>
       </w:pPr>
       <w:r>
         <w:rPr>
@@ -1172,6 +1527,9 @@
           <w:ilvl w:val="0"/>
           <w:numId w:val="11"/>
         </w:numPr>
+        <w:rPr>
+          <w:rFonts w:hint="eastAsia"/>
+        </w:rPr>
       </w:pPr>
       <w:r>
         <w:rPr>
@@ -1187,6 +1545,7 @@
     <w:p>
       <w:pPr>
         <w:rPr>
+          <w:rFonts w:hint="eastAsia"/>
           <w:b/>
           <w:bCs/>
         </w:rPr>
@@ -1202,6 +1561,9 @@
     <w:p>
       <w:pPr>
         <w:ind w:firstLine="420"/>
+        <w:rPr>
+          <w:rFonts w:hint="eastAsia"/>
+        </w:rPr>
       </w:pPr>
       <w:r>
         <w:t xml:space="preserve"> 该程序不仅能递归遍历目录树寻找匹配文件，还能在用户指定 -exec 参数时，针对找到的文件执行特定命令。其核心在于利用 </w:t>
@@ -1216,6 +1578,11 @@
       </w:r>
     </w:p>
     <w:p>
+      <w:pPr>
+        <w:rPr>
+          <w:rFonts w:hint="eastAsia"/>
+        </w:rPr>
+      </w:pPr>
       <w:r>
         <w:rPr>
           <w:rFonts w:hint="eastAsia"/>
@@ -1224,6 +1591,11 @@
       </w:r>
     </w:p>
     <w:p>
+      <w:pPr>
+        <w:rPr>
+          <w:rFonts w:hint="eastAsia"/>
+        </w:rPr>
+      </w:pPr>
       <w:r>
         <w:t>if(</w:t>
       </w:r>
@@ -1245,6 +1617,11 @@
       </w:r>
     </w:p>
     <w:p>
+      <w:pPr>
+        <w:rPr>
+          <w:rFonts w:hint="eastAsia"/>
+        </w:rPr>
+      </w:pPr>
       <w:r>
         <w:t xml:space="preserve">            </w:t>
       </w:r>
@@ -1271,6 +1648,11 @@
       </w:r>
     </w:p>
     <w:p>
+      <w:pPr>
+        <w:rPr>
+          <w:rFonts w:hint="eastAsia"/>
+        </w:rPr>
+      </w:pPr>
       <w:r>
         <w:t xml:space="preserve">                </w:t>
       </w:r>
@@ -1292,6 +1674,11 @@
       </w:r>
     </w:p>
     <w:p>
+      <w:pPr>
+        <w:rPr>
+          <w:rFonts w:hint="eastAsia"/>
+        </w:rPr>
+      </w:pPr>
       <w:r>
         <w:t xml:space="preserve">                </w:t>
       </w:r>
@@ -1318,6 +1705,11 @@
       <w:proofErr w:type="gramEnd"/>
     </w:p>
     <w:p>
+      <w:pPr>
+        <w:rPr>
+          <w:rFonts w:hint="eastAsia"/>
+        </w:rPr>
+      </w:pPr>
       <w:r>
         <w:t>                if(</w:t>
       </w:r>
@@ -1331,6 +1723,11 @@
       </w:r>
     </w:p>
     <w:p>
+      <w:pPr>
+        <w:rPr>
+          <w:rFonts w:hint="eastAsia"/>
+        </w:rPr>
+      </w:pPr>
       <w:r>
         <w:t>                    exec(</w:t>
       </w:r>
@@ -1360,6 +1757,11 @@
       </w:r>
     </w:p>
     <w:p>
+      <w:pPr>
+        <w:rPr>
+          <w:rFonts w:hint="eastAsia"/>
+        </w:rPr>
+      </w:pPr>
       <w:r>
         <w:lastRenderedPageBreak/>
         <w:t xml:space="preserve">                    </w:t>
@@ -1395,6 +1797,11 @@
       </w:r>
     </w:p>
     <w:p>
+      <w:pPr>
+        <w:rPr>
+          <w:rFonts w:hint="eastAsia"/>
+        </w:rPr>
+      </w:pPr>
       <w:r>
         <w:t xml:space="preserve">                    </w:t>
       </w:r>
@@ -1408,11 +1815,21 @@
       </w:r>
     </w:p>
     <w:p>
+      <w:pPr>
+        <w:rPr>
+          <w:rFonts w:hint="eastAsia"/>
+        </w:rPr>
+      </w:pPr>
       <w:r>
         <w:t>                }</w:t>
       </w:r>
     </w:p>
     <w:p>
+      <w:pPr>
+        <w:rPr>
+          <w:rFonts w:hint="eastAsia"/>
+        </w:rPr>
+      </w:pPr>
       <w:r>
         <w:t xml:space="preserve">                </w:t>
       </w:r>
@@ -1426,11 +1843,21 @@
       </w:r>
     </w:p>
     <w:p>
+      <w:pPr>
+        <w:rPr>
+          <w:rFonts w:hint="eastAsia"/>
+        </w:rPr>
+      </w:pPr>
       <w:r>
         <w:t>            } else {</w:t>
       </w:r>
     </w:p>
     <w:p>
+      <w:pPr>
+        <w:rPr>
+          <w:rFonts w:hint="eastAsia"/>
+        </w:rPr>
+      </w:pPr>
       <w:r>
         <w:t xml:space="preserve">                </w:t>
       </w:r>
@@ -1449,6 +1876,11 @@
       </w:r>
     </w:p>
     <w:p>
+      <w:pPr>
+        <w:rPr>
+          <w:rFonts w:hint="eastAsia"/>
+        </w:rPr>
+      </w:pPr>
       <w:r>
         <w:t>            }</w:t>
       </w:r>
@@ -1469,6 +1901,9 @@
           <w:ilvl w:val="0"/>
           <w:numId w:val="12"/>
         </w:numPr>
+        <w:rPr>
+          <w:rFonts w:hint="eastAsia"/>
+        </w:rPr>
       </w:pPr>
       <w:r>
         <w:rPr>
@@ -1519,6 +1954,9 @@
           <w:ilvl w:val="0"/>
           <w:numId w:val="12"/>
         </w:numPr>
+        <w:rPr>
+          <w:rFonts w:hint="eastAsia"/>
+        </w:rPr>
       </w:pPr>
       <w:r>
         <w:rPr>
@@ -1534,6 +1972,9 @@
           <w:ilvl w:val="1"/>
           <w:numId w:val="12"/>
         </w:numPr>
+        <w:rPr>
+          <w:rFonts w:hint="eastAsia"/>
+        </w:rPr>
       </w:pPr>
       <w:r>
         <w:rPr>
@@ -1576,6 +2017,9 @@
           <w:ilvl w:val="1"/>
           <w:numId w:val="12"/>
         </w:numPr>
+        <w:rPr>
+          <w:rFonts w:hint="eastAsia"/>
+        </w:rPr>
       </w:pPr>
       <w:r>
         <w:rPr>
@@ -1624,6 +2068,7 @@
     <w:p>
       <w:pPr>
         <w:rPr>
+          <w:rFonts w:hint="eastAsia"/>
           <w:b/>
           <w:bCs/>
         </w:rPr>
@@ -1637,6 +2082,11 @@
       </w:r>
     </w:p>
     <w:p>
+      <w:pPr>
+        <w:rPr>
+          <w:rFonts w:hint="eastAsia"/>
+        </w:rPr>
+      </w:pPr>
       <w:r>
         <w:t xml:space="preserve">通过本次 xv6 实验，我对操作系统底层的运行机制有了更为直观且深刻的体会。从 </w:t>
       </w:r>
@@ -4024,6 +4474,7 @@
   <w:style w:type="character" w:default="1" w:styleId="a0">
     <w:name w:val="Default Paragraph Font"/>
     <w:uiPriority w:val="1"/>
+    <w:semiHidden/>
     <w:unhideWhenUsed/>
   </w:style>
   <w:style w:type="table" w:default="1" w:styleId="a1">
